--- a/Presto_Factor_Analysis_Case_Response.docx
+++ b/Presto_Factor_Analysis_Case_Response.docx
@@ -4295,6 +4295,98 @@
                 <w:szCs w:val="19"/>
               </w:rPr>
               <w:t xml:space="preserve">Hidden exposures and overlap between teams</w:t>
+            </w:r>
+          </w:p>
+        </w:tc>
+      </w:tr>
+      <w:tr>
+        <w:trPr>
+          <w:cantSplit/>
+        </w:trPr>
+        <w:tc>
+          <w:tcPr>
+            <w:tcW w:type="dxa" w:w="1800"/>
+            <w:tcBorders>
+              <w:top w:val="single" w:color="BFBFBF" w:sz="4"/>
+              <w:left w:val="single" w:color="BFBFBF" w:sz="4"/>
+              <w:bottom w:val="single" w:color="BFBFBF" w:sz="4"/>
+              <w:right w:val="single" w:color="BFBFBF" w:sz="4"/>
+            </w:tcBorders>
+            <w:tcMar>
+              <w:top w:type="dxa" w:w="70"/>
+              <w:left w:type="dxa" w:w="110"/>
+              <w:bottom w:type="dxa" w:w="70"/>
+              <w:right w:type="dxa" w:w="110"/>
+            </w:tcMar>
+          </w:tcPr>
+          <w:p>
+            <w:pPr>
+              <w:spacing w:after="40" w:line="252"/>
+            </w:pPr>
+            <w:r>
+              <w:rPr>
+                <w:sz w:val="19"/>
+                <w:szCs w:val="19"/>
+              </w:rPr>
+              <w:t xml:space="preserve">Stress testing &amp; limits</w:t>
+            </w:r>
+          </w:p>
+        </w:tc>
+        <w:tc>
+          <w:tcPr>
+            <w:tcW w:type="dxa" w:w="4200"/>
+            <w:tcBorders>
+              <w:top w:val="single" w:color="BFBFBF" w:sz="4"/>
+              <w:left w:val="single" w:color="BFBFBF" w:sz="4"/>
+              <w:bottom w:val="single" w:color="BFBFBF" w:sz="4"/>
+              <w:right w:val="single" w:color="BFBFBF" w:sz="4"/>
+            </w:tcBorders>
+            <w:tcMar>
+              <w:top w:type="dxa" w:w="70"/>
+              <w:left w:type="dxa" w:w="110"/>
+              <w:bottom w:type="dxa" w:w="70"/>
+              <w:right w:type="dxa" w:w="110"/>
+            </w:tcMar>
+          </w:tcPr>
+          <w:p>
+            <w:pPr>
+              <w:spacing w:after="40" w:line="252"/>
+            </w:pPr>
+            <w:r>
+              <w:rPr>
+                <w:sz w:val="19"/>
+                <w:szCs w:val="19"/>
+              </w:rPr>
+              <w:t xml:space="preserve">Hypothetical and historical factor scenarios (scaled up for factors the diagnostics flag as crowded), model-free stock-level replay, liquidity and internal-crowding stress; factor-based limits</w:t>
+            </w:r>
+          </w:p>
+        </w:tc>
+        <w:tc>
+          <w:tcPr>
+            <w:tcW w:type="dxa" w:w="3638"/>
+            <w:tcBorders>
+              <w:top w:val="single" w:color="BFBFBF" w:sz="4"/>
+              <w:left w:val="single" w:color="BFBFBF" w:sz="4"/>
+              <w:bottom w:val="single" w:color="BFBFBF" w:sz="4"/>
+              <w:right w:val="single" w:color="BFBFBF" w:sz="4"/>
+            </w:tcBorders>
+            <w:tcMar>
+              <w:top w:type="dxa" w:w="70"/>
+              <w:left w:type="dxa" w:w="110"/>
+              <w:bottom w:type="dxa" w:w="70"/>
+              <w:right w:type="dxa" w:w="110"/>
+            </w:tcMar>
+          </w:tcPr>
+          <w:p>
+            <w:pPr>
+              <w:spacing w:after="40" w:line="252"/>
+            </w:pPr>
+            <w:r>
+              <w:rPr>
+                <w:sz w:val="19"/>
+                <w:szCs w:val="19"/>
+              </w:rPr>
+              <w:t xml:space="preserve">Scenario losses, days to unwind, limit usage and breaches</w:t>
             </w:r>
           </w:p>
         </w:tc>
